--- a/astro-site/public/dl/how-to-open-a-pastry-shop/sample-business-plan-pastry-shop.docx
+++ b/astro-site/public/dl/how-to-open-a-pastry-shop/sample-business-plan-pastry-shop.docx
@@ -38,7 +38,7 @@
           <w:b w:val="0"/>
           <w:i w:val="0"/>
         </w:rPr>
-        <w:t>The business plan of a modeled pastry shop, filled in from start to finish in the format a bank or an SBA lender expects to read: executive summary, market and location, concept and menu, operations plan, three-year financial plan, and risks with scenarios. Every figure comes from the pack's eight Excel tools, so you can open the cell behind each one and replace it with yours. The case is set in a mid-size city in Texas, and the US rules it cites (permits, wages, taxes and financing programs) were checked against official sources in October 2026. It's a filled-in template for you to copy, not a forecast of your results.</w:t>
+        <w:t>The business plan of a modeled pastry shop, filled in from start to finish in the format a bank or an SBA lender expects to read: executive summary, market and location, concept and menu, operations plan, three-year financial plan, and risks with scenarios. Every figure about the case comes from the pack's eight Excel tools, so you can open the cell behind each one and replace it with yours; the market and legal figures name their source. The case is set in a mid-size city in Texas, and the US rules it cites (permits, wages, taxes and financing programs) were checked against official sources in October 2026. It's a filled-in template for you to copy, not a forecast of your results.</w:t>
       </w:r>
     </w:p>
     <w:p>
@@ -204,7 +204,7 @@
           <w:b w:val="0"/>
           <w:i w:val="0"/>
         </w:rPr>
-        <w:t>This document is the complete case of a pastry shop, with the figures already loaded into the pack's eight tools: every number that follows comes from a cell in those sheets and can be opened to check it, so from here on we won't repeat that explanation in every section. The project is a European-style pastry shop with Spanish and Mexican holiday specialties: its own production kitchen with a front counter on the street, in a mid-size city in Texas, with the floor area split among the production kitchen, the front counter, the walk-in cooler, dry storage, and the staff restroom and lockers. The model works with a space of about 969 square feet and a team made up of the Head Pastry Chef, the Pastry Cook, the Bakery Assistant and the two Counter Associates who run the counter. It's the page a lender reads before deciding whether to keep reading: what's being opened, where, in how many square feet and with what team.</w:t>
+        <w:t>This document is the complete case of a pastry shop, with the figures already loaded into the pack's eight tools: every number about the case that follows comes from a cell in those sheets and can be opened to check it (outside market figures name their publisher and year), so from here on we won't repeat that explanation in every section. The project is a European-style pastry shop with Spanish and Mexican holiday specialties: its own production kitchen with a front counter on the street, in a mid-size city in Texas, with the floor area split among the production kitchen, the front counter, the walk-in cooler, dry storage, and the staff restroom and lockers. The model works with a space of about 969 square feet and a team made up of the Head Pastry Chef, the Pastry Cook, the Bakery Assistant and the two Counter Associates who run the counter. It's the page a lender reads before deciding whether to keep reading: what's being opened, where, in how many square feet and with what team.</w:t>
       </w:r>
     </w:p>
     <w:p>
@@ -256,7 +256,7 @@
           <w:b w:val="0"/>
           <w:i w:val="0"/>
         </w:rPr>
-        <w:t>Revenue in the steady-state year is $322,198, with net profit of $27,836 and a net margin of 8.6%; year one, still ramping up, closes at $4,469. The business reaches cash break-even at 148.9 tickets a day and the plan forecasts 183, a cushion of 22.9%. The financial forecast table that comes with this summary breaks down, line by line, how revenue turns into profit.</w:t>
+        <w:t>Revenue in the steady-state year is $322,198, with net profit of $27,836 and a net margin of 8.6%; year one, still ramping up, closes at $4,469. The business reaches cash break-even at 148.9 tickets a day and the plan forecasts 183, a cushion of 22.9% over break-even: sales could fall by about 18.6% before the business stops covering its cash costs. The financial forecast table that comes with this summary breaks down, line by line, how revenue turns into profit.</w:t>
       </w:r>
     </w:p>
     <w:p>
@@ -1781,7 +1781,7 @@
           <w:i/>
           <w:color w:val="444444"/>
         </w:rPr>
-        <w:t>The coefficients are assumptions of the modeled case and add up to twelve, so the average for the year matches cruising speed. Mother's Day covers both Día de las Madres (May 10) and US Mother's Day (the second Sunday in May).</w:t>
+        <w:t>The coefficients are assumptions of the modeled case and add up to twelve, so the year adds up to the steady-state year's sales. Mother's Day covers both Día de las Madres (May 10) and US Mother's Day (the second Sunday in May).</w:t>
       </w:r>
     </w:p>
     <w:p>
@@ -2806,7 +2806,7 @@
           <w:b w:val="0"/>
           <w:i w:val="0"/>
         </w:rPr>
-        <w:t>The business aims to turn out 476 pieces a day at cruising speed. The set of equipment bought in the case allows up to 480, so there's room, but it's a thin margin: the piece of equipment that sets that ceiling, the blast chiller in this case, is the bottleneck of the whole line, and above that figure there's no way to produce more without investing in a second unit. The "Bottleneck" sheet of kitchen-capacity-and-site.xlsx is the one to review before you settle the menu or accept an unusually large custom order, because a rush of cake orders can eat up in a single day the cushion that separates an ordinary day from the equipment's ceiling.</w:t>
+        <w:t>The business aims to turn out 476 pieces a day in its steady-state year. The set of equipment bought in the case allows up to 480, so there's room, but it's a thin margin: the piece of equipment that sets that ceiling, the blast chiller in this case, is the bottleneck of the whole line, and above that figure there's no way to produce more without investing in a second unit. The "Bottleneck" sheet of kitchen-capacity-and-site.xlsx is the one to review before you settle the menu or accept an unusually large custom order, because a rush of cake orders can eat up in a single day the cushion that separates an ordinary day from the equipment's ceiling.</w:t>
       </w:r>
     </w:p>
     <w:p>
@@ -4497,7 +4497,7 @@
           <w:b w:val="0"/>
           <w:i w:val="0"/>
         </w:rPr>
-        <w:t>In the steady-state year, actual sales leave a cushion of 22.9% above that cash break-even: it's the figure that answers how far the sales forecast can fall before something breaks. As a reference, the one published pair we found that passes the margin test is European: a Spanish guide to starting a pastry business (July 12, 2026) pairs fixed costs of 5,000 a month with break-even sales of about 7,200 a month, in its own currency. Divide one by the other and the margin it implies, roughly seven of every ten dollars of sales left after cost of sales, is consistent with the same single margin rule this plan uses, which confirms the model isn't oversized. On the US side, the closest published reference is a food cost of 28% to 35% of sales for a typical bakery (Toast; third-party estimates, not official figures), which means a gross margin of 65% to 72%: the plan's 68% sits inside that range.</w:t>
+        <w:t>In the steady-state year, actual sales leave a cushion of 22.9% above that cash break-even (183 tickets a day forecast against 148.9). Read it from the plan down: the sales forecast can fall by about 18.6% (1 - 148.9 ÷ 183) before something breaks, because the 22.9% is measured on break-even, not on sales. As a reference, the one published pair we found that passes the margin test is European: a Spanish guide to starting a pastry business (July 12, 2026) pairs fixed costs of 5,000 a month with break-even sales of about 7,200 a month, in its own currency. Divide one by the other and the margin it implies, roughly seven of every ten dollars of sales left after cost of sales, is consistent with the same single margin rule this plan uses, which confirms the model isn't oversized. On the US side, the closest published reference is a food cost of 28% to 35% of sales for a typical bakery (Toast; third-party estimates, not official figures), which means a gross margin of 65% to 72%: the plan's 68% sits inside that range.</w:t>
       </w:r>
     </w:p>
     <w:p>
@@ -7749,7 +7749,7 @@
           <w:b w:val="0"/>
           <w:i w:val="0"/>
         </w:rPr>
-        <w:t>Each one is mitigated by putting a date and a written answer on it before it can hurt you, and each has its own sheet in the pack. The hood gets settled before you sign: the hood type follows the appliance, its listing and the mechanical code your city has adopted (a deck oven usually goes under a Type I hood with its own grease duct and fire suppression, while an enclosed electric oven may need only a Type II, or none if it's listed to UL 710B), and the first two items on the "Site Visit Checklist" sheet of kitchen-capacity-and-site.xlsx are deal-breakers whose answer you get in writing from the building department. Permits are planned, not hoped for: the 30 steps on the "Permits Checklist (P1-P6)" sheet of permits-and-licenses-checklist.xlsx and its "Timeline and Critical Path" sheet add up planning assumptions with room to spare, because the only legal clock among the four example states is California's (20 working days for plan review, or the plans are deemed approved), and in Florida you apply to the Department of Agriculture (FDACS) 21 days before you open. The "Equipment" sheet of equipment-and-suppliers-checklist.xlsx records each machine's lead time and shows which one drives the opening calendar. Of the whole list, the longest lead time is the roll-in retarder-proofer's: nine weeks, and it's the first thing to order (for reference, one US dealer listed a one-section roll-in as usually shipping in 6 weeks). In this timeline it doesn't set the opening date (equipment ordering and delivery is the only milestone with slack) precisely because it's ordered in parallel with the build-out; the day it's ordered late, it takes over. Build-out overruns are tracked in the pack's own startup cost calculator, startup-cost-calculator.xlsx, comparing each line against what was budgeted instead of waiting for the final invoice to find out.</w:t>
+        <w:t>Each one is mitigated by putting a date and a written answer on it before it can hurt you, and each has its own sheet in the pack. The hood gets settled before you sign: the hood type follows the appliance, its listing and the mechanical code your city has adopted (a deck oven usually goes under a Type I hood with its own grease duct and fire suppression, while an enclosed electric oven may need only a Type II, or none if it's listed to UL 710B), and the first two items on the "Site Visit Checklist" sheet of kitchen-capacity-and-site.xlsx are deal-breakers whose answer you get in writing from the building department. Permits are planned, not hoped for: the 30 steps on the "Permits Checklist (P1-P6)" sheet of permits-and-licenses-checklist.xlsx and its "Timeline and Critical Path" sheet add up planning assumptions with room to spare, because the only legal clock among the four example states is California's (20 working days for plan review, or the plans are deemed approved), and in Florida you apply to the Department of Agriculture (FDACS) 21 days before you open. The "Equipment" sheet of equipment-and-suppliers-checklist.xlsx records each machine's lead time and shows which one drives the opening calendar. Of the lines you're actually ordering, the longest lead time is the roll-in retarder-proofer's: nine weeks, and it's the first thing to order (for reference, one US dealer listed a one-section roll-in as usually shipping in 6 weeks). In this timeline it doesn't set the opening date (equipment ordering and delivery is the only milestone with slack) precisely because it's ordered in parallel with the build-out; the day it's ordered late, it takes over. Build-out overruns are tracked in the pack's own startup cost calculator, startup-cost-calculator.xlsx, comparing each line against what was budgeted instead of waiting for the final invoice to find out.</w:t>
       </w:r>
     </w:p>
     <w:p>
@@ -7832,7 +7832,7 @@
           <w:b w:val="0"/>
           <w:i w:val="0"/>
         </w:rPr>
-        <w:t>One more operating risk is specific to the US and costs nothing to prevent if you set it up before opening: sales tax follows how you sell, not what you sell. The case's to-go counter sales are exempt in Texas, but the day you serve on your own plates or with your own utensils (in most other states, the day you add tables), part of the same menu becomes taxable, so the POS has to tag every sale as to-go or for-here from the first day (chapter 19 of the guide).</w:t>
+        <w:t>One more operating risk is specific to the US and costs nothing to prevent if you set it up before opening: sales tax follows how you sell, not what you sell. The case's to-go counter sales are exempt in Texas, but the day you serve on your own plates or with your own utensils (in California, New York and Florida, generally the day you add tables), part of the same menu becomes taxable, so the POS has to tag every sale as to-go or for-here from the first day (chapter 19 of the guide).</w:t>
       </w:r>
     </w:p>
     <w:p>
